--- a/2026-10-15_institutional_demand_analytics_phase1/docs/Institutional_Demand_Analytics_Report.docx
+++ b/2026-10-15_institutional_demand_analytics_phase1/docs/Institutional_Demand_Analytics_Report.docx
@@ -13,7 +13,7 @@
           <w:color w:val="1F3B6F"/>
           <w:sz w:val="48"/>
         </w:rPr>
-        <w:t>Sodexo SLU Dining — Inventory &amp; Demand Analytics Report</w:t>
+        <w:t>Campus Dining — Inventory &amp; Demand Analytics Report</w:t>
       </w:r>
     </w:p>
     <w:p>
@@ -39,7 +39,7 @@
           <w:color w:val="222222"/>
           <w:sz w:val="21"/>
         </w:rPr>
-        <w:t>Prepared by: Data Analyst, Sodexo – Saint Louis University Dining Services</w:t>
+        <w:t>Prepared by: Olawale Ajibola Ashaolu, Data Analyst, Sodexo Dining Services</w:t>
       </w:r>
     </w:p>
     <w:p>
@@ -65,7 +65,7 @@
           <w:color w:val="555555"/>
           <w:sz w:val="19"/>
         </w:rPr>
-        <w:t>Data Source: Sodexo Inventory Summary History Report (Report ID: INRHTSUM, Date Run: 10/13/2026); Grand Hall Day Parts Report (October 7, 2026)</w:t>
+        <w:t>Data Source: Inventory Summary History Report (Date Run: 10/13/2026); Unit A Day Parts Report (October 7, 2026)</w:t>
       </w:r>
     </w:p>
     <w:tbl>
@@ -98,7 +98,7 @@
                 <w:i/>
                 <w:sz w:val="21"/>
               </w:rPr>
-              <w:t>This report presents a full quantitative analysis of Sodexo SLU Dining's inventory and demand data across all active units from April through October 2026. All figures are extracted directly from official Sodexo reporting systems. Findings and recommendations are grounded entirely in the data.</w:t>
+              <w:t>This report presents a full quantitative analysis of the campus dining operation's inventory and demand data across all active units from April through October 2026. All figures are extracted directly from official institutional reporting systems. Findings and recommendations are grounded entirely in the data.</w:t>
             </w:r>
           </w:p>
         </w:tc>
@@ -120,7 +120,7 @@
         <w:t>Portfolio scope.</w:t>
       </w:r>
       <w:r>
-        <w:t xml:space="preserve"> Sodexo operates 11 active dining units across the Saint Louis University campus. As of the week ending 10/09/2026, total on-hand inventory across these units stood at </w:t>
+        <w:t xml:space="preserve"> The operation runs 11 active dining units across a university campus. As of the week ending 10/09/2026, total on-hand inventory across these units stood at </w:t>
       </w:r>
       <w:r>
         <w:rPr>
@@ -160,7 +160,7 @@
         <w:rPr>
           <w:b/>
         </w:rPr>
-        <w:t>Grand Dining accumulation.</w:t>
+        <w:t>Unit A accumulation.</w:t>
       </w:r>
       <w:r>
         <w:t xml:space="preserve"> Inventory at the primary residential hall grew </w:t>
@@ -222,7 +222,7 @@
         <w:t>$263,943.40</w:t>
       </w:r>
       <w:r>
-        <w:t xml:space="preserve"> on 04/10/2026, inflated by a probable Panera data-entry outlier of </w:t>
+        <w:t xml:space="preserve"> on 04/10/2026, inflated by a probable Unit D data-entry outlier of </w:t>
       </w:r>
       <w:r>
         <w:rPr>
@@ -254,7 +254,7 @@
         <w:t>Concentration outside the residential hall.</w:t>
       </w:r>
       <w:r>
-        <w:t xml:space="preserve"> Catering (</w:t>
+        <w:t xml:space="preserve"> Unit B (</w:t>
       </w:r>
       <w:r>
         <w:rPr>
@@ -263,7 +263,7 @@
         <w:t>$29,393.10</w:t>
       </w:r>
       <w:r>
-        <w:t>) and Starbucks (</w:t>
+        <w:t>) and Unit O (</w:t>
       </w:r>
       <w:r>
         <w:rPr>
@@ -272,7 +272,7 @@
         <w:t>$29,045.65</w:t>
       </w:r>
       <w:r>
-        <w:t>) each carry more on-hand inventory than any unit other than Grand Dining, and together hold more than one quarter of portfolio value.</w:t>
+        <w:t>) each carry more on-hand inventory than any unit other than Unit A, and together hold more than one quarter of portfolio value.</w:t>
       </w:r>
     </w:p>
     <w:p>
@@ -286,7 +286,7 @@
         <w:t>Procurement gap.</w:t>
       </w:r>
       <w:r>
-        <w:t xml:space="preserve"> Grand Hall procurement templates contain </w:t>
+        <w:t xml:space="preserve"> Unit A procurement templates contain </w:t>
       </w:r>
       <w:r>
         <w:rPr>
@@ -327,7 +327,7 @@
         <w:t>Stale counts.</w:t>
       </w:r>
       <w:r>
-        <w:t xml:space="preserve"> Reinert To Go and Ameren Cafe show </w:t>
+        <w:t xml:space="preserve"> Unit N and Unit K show </w:t>
       </w:r>
       <w:r>
         <w:rPr>
@@ -370,7 +370,7 @@
         <w:t>Three immediate priorities.</w:t>
       </w:r>
       <w:r>
-        <w:t xml:space="preserve"> (1) Establish PAR levels for all 409 procurement lines; (2) initiate weekly physical counts at Reinert To Go and Ameren Cafe; and (3) investigate Grand Dining inventory accumulation by subcategory. Because SLU Dining currently maintains no receiving logs and no waste logs, establishing both systems from scratch is also recommended (Section 8) so that the impact of these interventions can be measured.</w:t>
+        <w:t xml:space="preserve"> (1) Establish PAR levels for all 409 procurement lines; (2) initiate weekly physical counts at Unit N and Unit K; and (3) investigate Unit A inventory accumulation by subcategory. Because the campus dining operation currently maintains no receiving logs and no waste logs, establishing both systems from scratch is also recommended (Section 8) so that the impact of these interventions can be measured.</w:t>
       </w:r>
     </w:p>
     <w:p>
@@ -391,7 +391,7 @@
     </w:p>
     <w:p>
       <w:r>
-        <w:t>The Sodexo Inventory Summary History Report (Report ID: INRHTSUM) is an official Sodexo reporting artifact, generated on 10/13/2026. The 505-page document contains one unit-week record per page and covers all SLU dining units from W/E 04/03/2026 through W/E 10/09/2026. Each record reports the unit number, unit name, week-ending date, and the on-hand inventory value broken down by inventory category.</w:t>
+        <w:t>The Inventory Summary History Report is an official institutional reporting artifact, generated on 10/13/2026. The 505-page document contains one unit-week record per page and covers all campus dining units from W/E 04/03/2026 through W/E 10/09/2026. Each record reports the unit number, unit name, week-ending date, and the on-hand inventory value broken down by inventory category.</w:t>
       </w:r>
     </w:p>
     <w:p>
@@ -577,7 +577,7 @@
               <w:rPr>
                 <w:sz w:val="19"/>
               </w:rPr>
-              <w:t>13341001</w:t>
+              <w:t>U01</w:t>
             </w:r>
           </w:p>
         </w:tc>
@@ -595,7 +595,7 @@
               <w:rPr>
                 <w:sz w:val="19"/>
               </w:rPr>
-              <w:t>Grand Dining</w:t>
+              <w:t>Unit A</w:t>
             </w:r>
           </w:p>
         </w:tc>
@@ -673,7 +673,7 @@
               <w:rPr>
                 <w:sz w:val="19"/>
               </w:rPr>
-              <w:t>13341002</w:t>
+              <w:t>U02</w:t>
             </w:r>
           </w:p>
         </w:tc>
@@ -692,7 +692,7 @@
               <w:rPr>
                 <w:sz w:val="19"/>
               </w:rPr>
-              <w:t>Catering</w:t>
+              <w:t>Unit B</w:t>
             </w:r>
           </w:p>
         </w:tc>
@@ -772,7 +772,7 @@
               <w:rPr>
                 <w:sz w:val="19"/>
               </w:rPr>
-              <w:t>13341004</w:t>
+              <w:t>U04</w:t>
             </w:r>
           </w:p>
         </w:tc>
@@ -790,7 +790,7 @@
               <w:rPr>
                 <w:sz w:val="19"/>
               </w:rPr>
-              <w:t>Panera</w:t>
+              <w:t>Unit D</w:t>
             </w:r>
           </w:p>
         </w:tc>
@@ -868,7 +868,7 @@
               <w:rPr>
                 <w:sz w:val="19"/>
               </w:rPr>
-              <w:t>13341011</w:t>
+              <w:t>U07</w:t>
             </w:r>
           </w:p>
         </w:tc>
@@ -887,7 +887,7 @@
               <w:rPr>
                 <w:sz w:val="19"/>
               </w:rPr>
-              <w:t>Fusz Simply To Go</w:t>
+              <w:t>Unit G</w:t>
             </w:r>
           </w:p>
         </w:tc>
@@ -967,7 +967,7 @@
               <w:rPr>
                 <w:sz w:val="19"/>
               </w:rPr>
-              <w:t>13341023</w:t>
+              <w:t>U15</w:t>
             </w:r>
           </w:p>
         </w:tc>
@@ -985,7 +985,7 @@
               <w:rPr>
                 <w:sz w:val="19"/>
               </w:rPr>
-              <w:t>Starbucks</w:t>
+              <w:t>Unit O</w:t>
             </w:r>
           </w:p>
         </w:tc>
@@ -1063,7 +1063,7 @@
               <w:rPr>
                 <w:sz w:val="19"/>
               </w:rPr>
-              <w:t>13341008</w:t>
+              <w:t>U06</w:t>
             </w:r>
           </w:p>
         </w:tc>
@@ -1082,7 +1082,7 @@
               <w:rPr>
                 <w:sz w:val="19"/>
               </w:rPr>
-              <w:t>BSC Simply To Go</w:t>
+              <w:t>Unit F</w:t>
             </w:r>
           </w:p>
         </w:tc>
@@ -1162,7 +1162,7 @@
               <w:rPr>
                 <w:sz w:val="19"/>
               </w:rPr>
-              <w:t>13341027</w:t>
+              <w:t>U16</w:t>
             </w:r>
           </w:p>
         </w:tc>
@@ -1180,7 +1180,7 @@
               <w:rPr>
                 <w:sz w:val="19"/>
               </w:rPr>
-              <w:t>WOW Cafe &amp; Wingery</w:t>
+              <w:t>Unit P</w:t>
             </w:r>
           </w:p>
         </w:tc>
@@ -1258,7 +1258,7 @@
               <w:rPr>
                 <w:sz w:val="19"/>
               </w:rPr>
-              <w:t>13341013</w:t>
+              <w:t>U09</w:t>
             </w:r>
           </w:p>
         </w:tc>
@@ -1277,7 +1277,7 @@
               <w:rPr>
                 <w:sz w:val="19"/>
               </w:rPr>
-              <w:t>Qdoba</w:t>
+              <w:t>Unit I</w:t>
             </w:r>
           </w:p>
         </w:tc>
@@ -1357,7 +1357,7 @@
               <w:rPr>
                 <w:sz w:val="19"/>
               </w:rPr>
-              <w:t>13341022</w:t>
+              <w:t>U14</w:t>
             </w:r>
           </w:p>
         </w:tc>
@@ -1375,7 +1375,7 @@
               <w:rPr>
                 <w:sz w:val="19"/>
               </w:rPr>
-              <w:t>Reinert To Go</w:t>
+              <w:t>Unit N</w:t>
             </w:r>
           </w:p>
         </w:tc>
@@ -1453,7 +1453,7 @@
               <w:rPr>
                 <w:sz w:val="19"/>
               </w:rPr>
-              <w:t>13341012</w:t>
+              <w:t>U08</w:t>
             </w:r>
           </w:p>
         </w:tc>
@@ -1472,7 +1472,7 @@
               <w:rPr>
                 <w:sz w:val="19"/>
               </w:rPr>
-              <w:t>Subway</w:t>
+              <w:t>Unit H</w:t>
             </w:r>
           </w:p>
         </w:tc>
@@ -1552,7 +1552,7 @@
               <w:rPr>
                 <w:sz w:val="19"/>
               </w:rPr>
-              <w:t>13341021</w:t>
+              <w:t>U13</w:t>
             </w:r>
           </w:p>
         </w:tc>
@@ -1570,7 +1570,7 @@
               <w:rPr>
                 <w:sz w:val="19"/>
               </w:rPr>
-              <w:t>Ameren Cafe (Einsteins)</w:t>
+              <w:t>Unit K</w:t>
             </w:r>
           </w:p>
         </w:tc>
@@ -1648,7 +1648,7 @@
               <w:rPr>
                 <w:sz w:val="19"/>
               </w:rPr>
-              <w:t>13341003</w:t>
+              <w:t>U03</w:t>
             </w:r>
           </w:p>
         </w:tc>
@@ -1667,7 +1667,7 @@
               <w:rPr>
                 <w:sz w:val="19"/>
               </w:rPr>
-              <w:t>Billiken Club</w:t>
+              <w:t>Unit C</w:t>
             </w:r>
           </w:p>
         </w:tc>
@@ -1747,7 +1747,7 @@
               <w:rPr>
                 <w:sz w:val="19"/>
               </w:rPr>
-              <w:t>13341005</w:t>
+              <w:t>U05</w:t>
             </w:r>
           </w:p>
         </w:tc>
@@ -1765,7 +1765,7 @@
               <w:rPr>
                 <w:sz w:val="19"/>
               </w:rPr>
-              <w:t>Marketplace</w:t>
+              <w:t>Unit E</w:t>
             </w:r>
           </w:p>
         </w:tc>
@@ -1843,7 +1843,7 @@
               <w:rPr>
                 <w:sz w:val="19"/>
               </w:rPr>
-              <w:t>13341021</w:t>
+              <w:t>U13</w:t>
             </w:r>
           </w:p>
         </w:tc>
@@ -1862,7 +1862,7 @@
               <w:rPr>
                 <w:sz w:val="19"/>
               </w:rPr>
-              <w:t>Einsteins (legacy)</w:t>
+              <w:t>Unit M</w:t>
             </w:r>
           </w:p>
         </w:tc>
@@ -1942,7 +1942,7 @@
               <w:rPr>
                 <w:sz w:val="19"/>
               </w:rPr>
-              <w:t>13341018</w:t>
+              <w:t>U10</w:t>
             </w:r>
           </w:p>
         </w:tc>
@@ -1960,7 +1960,7 @@
               <w:rPr>
                 <w:sz w:val="19"/>
               </w:rPr>
-              <w:t>Spice Market</w:t>
+              <w:t>Unit J</w:t>
             </w:r>
           </w:p>
         </w:tc>
@@ -2038,7 +2038,7 @@
               <w:rPr>
                 <w:sz w:val="19"/>
               </w:rPr>
-              <w:t>13341020</w:t>
+              <w:t>U12</w:t>
             </w:r>
           </w:p>
         </w:tc>
@@ -2057,7 +2057,7 @@
               <w:rPr>
                 <w:sz w:val="19"/>
               </w:rPr>
-              <w:t>Fueling Station</w:t>
+              <w:t>Unit L</w:t>
             </w:r>
           </w:p>
         </w:tc>
@@ -2127,7 +2127,7 @@
         <w:jc w:val="center"/>
       </w:pPr>
       <w:r>
-        <w:t>Table 1. SLU Dining unit roster and latest inventory values</w:t>
+        <w:t>Table 1. Campus dining unit roster and latest inventory values</w:t>
       </w:r>
     </w:p>
     <w:p>
@@ -2138,7 +2138,7 @@
         <w:t>Note:</w:t>
       </w:r>
       <w:r>
-        <w:t xml:space="preserve"> Units 13341018 and 13341020 report $0.00 across the entire period and should be considered for catalog deactivation.</w:t>
+        <w:t xml:space="preserve"> Units U10 and U12 report $0.00 across the entire period and should be considered for catalog deactivation.</w:t>
       </w:r>
     </w:p>
     <w:p>
@@ -2717,12 +2717,12 @@
         <w:jc w:val="center"/>
       </w:pPr>
       <w:r>
-        <w:t>Figure 1. Total SLU Dining Portfolio Inventory — Weekly, April–October 2026</w:t>
+        <w:t>Figure 1. Total Campus Dining Portfolio Inventory — Weekly, April–October 2026</w:t>
       </w:r>
     </w:p>
     <w:p>
       <w:r>
-        <w:t>Portfolio inventory opened at $168,831.09 in W/E 04/03/2026 and peaked one week later at $263,943.40 (W/E 04/10/2026). That peak is driven largely by a single Panera record of $77,772.81, roughly four to five times the unit's typical weekly value, and should be read as an artifact rather than a true stock build. Inventory then declined to a summer low of $126,289.65 in W/E 07/10/2026.</w:t>
+        <w:t>Portfolio inventory opened at $168,831.09 in W/E 04/03/2026 and peaked one week later at $263,943.40 (W/E 04/10/2026). That peak is driven largely by a single Unit D record of $77,772.81, roughly four to five times the unit's typical weekly value, and should be read as an artifact rather than a true stock build. Inventory then declined to a summer low of $126,289.65 in W/E 07/10/2026.</w:t>
       </w:r>
     </w:p>
     <w:p>
@@ -2795,12 +2795,12 @@
     </w:p>
     <w:p>
       <w:r>
-        <w:t>Unit-level trends diverge sharply. Grand Dining shows a persistent upward slope across the period, ending well above its starting value. Starbucks is highly volatile, with a marked mid-period dip (to a low of $15,598.65) before recovering toward its opening level. Catering, by contrast, remains relatively flat and stable, trading within a narrow band around its $30,409.91 mean.</w:t>
+        <w:t>Unit-level trends diverge sharply. Unit A shows a persistent upward slope across the period, ending well above its starting value. Unit O is highly volatile, with a marked mid-period dip (to a low of $15,598.65) before recovering toward its opening level. Unit B, by contrast, remains relatively flat and stable, trading within a narrow band around its $30,409.91 mean.</w:t>
       </w:r>
     </w:p>
     <w:p>
       <w:r>
-        <w:t>Panera's trajectory is dominated by the early-April outlier spike, after which it returns to a typical range before rising into the fall. WOW Cafe &amp; Wingery appears only from mid-period onward, with 8 weeks of data, so its trend cannot yet be compared like-for-like with units that have a full 28-week history.</w:t>
+        <w:t>Unit D's trajectory is dominated by the early-April outlier spike, after which it returns to a typical range before rising into the fall. Unit P appears only from mid-period onward, with 8 weeks of data, so its trend cannot yet be compared like-for-like with units that have a full 28-week history.</w:t>
       </w:r>
     </w:p>
     <w:p>
@@ -2808,7 +2808,7 @@
         <w:pStyle w:val="Heading2"/>
       </w:pPr>
       <w:r>
-        <w:t>2.3 Grand Dining Deep Dive — 6-Month Growth</w:t>
+        <w:t>2.3 Unit A Deep Dive — 6-Month Growth</w:t>
       </w:r>
     </w:p>
     <w:p>
@@ -2858,7 +2858,7 @@
         <w:jc w:val="center"/>
       </w:pPr>
       <w:r>
-        <w:t>Figure 3. Grand Dining Inventory Growth Trend — April–October 2026</w:t>
+        <w:t>Figure 3. Unit A Inventory Growth Trend — April–October 2026</w:t>
       </w:r>
     </w:p>
     <w:p>
@@ -2908,7 +2908,7 @@
         <w:jc w:val="center"/>
       </w:pPr>
       <w:r>
-        <w:t>Figure 4. Grand Dining Week-Over-Week Inventory Change</w:t>
+        <w:t>Figure 4. Unit A Week-Over-Week Inventory Change</w:t>
       </w:r>
     </w:p>
     <w:p>
@@ -2919,7 +2919,7 @@
         <w:t>Growth magnitude.</w:t>
       </w:r>
       <w:r>
-        <w:t xml:space="preserve"> Grand Dining inventory rose from $24,832.87 to $37,311.63 — a gain of $12,478.76 (+50.25%) over 28 weeks. The linear trend slope is $307.67 per week, meaning the unit accumulates roughly $1,330 in additional on-hand inventory every month (about 4.33 weeks), independent of any documented growth in meal demand.</w:t>
+        <w:t xml:space="preserve"> Unit A inventory rose from $24,832.87 to $37,311.63 — a gain of $12,478.76 (+50.25%) over 28 weeks. The linear trend slope is $307.67 per week, meaning the unit accumulates roughly $1,330 in additional on-hand inventory every month (about 4.33 weeks), independent of any documented growth in meal demand.</w:t>
       </w:r>
     </w:p>
     <w:p>
@@ -3162,7 +3162,7 @@
               <w:rPr>
                 <w:sz w:val="19"/>
               </w:rPr>
-              <w:t>Grand Dining</w:t>
+              <w:t>Unit A</w:t>
             </w:r>
           </w:p>
         </w:tc>
@@ -3258,7 +3258,7 @@
               <w:rPr>
                 <w:sz w:val="19"/>
               </w:rPr>
-              <w:t>Catering</w:t>
+              <w:t>Unit B</w:t>
             </w:r>
           </w:p>
         </w:tc>
@@ -3357,7 +3357,7 @@
               <w:rPr>
                 <w:sz w:val="19"/>
               </w:rPr>
-              <w:t>Starbucks</w:t>
+              <w:t>Unit O</w:t>
             </w:r>
           </w:p>
         </w:tc>
@@ -3453,7 +3453,7 @@
               <w:rPr>
                 <w:sz w:val="19"/>
               </w:rPr>
-              <w:t>Panera</w:t>
+              <w:t>Unit D</w:t>
             </w:r>
           </w:p>
         </w:tc>
@@ -3552,7 +3552,7 @@
               <w:rPr>
                 <w:sz w:val="19"/>
               </w:rPr>
-              <w:t>Fusz Simply To Go</w:t>
+              <w:t>Unit G</w:t>
             </w:r>
           </w:p>
         </w:tc>
@@ -3648,7 +3648,7 @@
               <w:rPr>
                 <w:sz w:val="19"/>
               </w:rPr>
-              <w:t>BSC Simply To Go</w:t>
+              <w:t>Unit F</w:t>
             </w:r>
           </w:p>
         </w:tc>
@@ -3747,7 +3747,7 @@
               <w:rPr>
                 <w:sz w:val="19"/>
               </w:rPr>
-              <w:t>WOW Cafe</w:t>
+              <w:t>Unit P</w:t>
             </w:r>
           </w:p>
         </w:tc>
@@ -3843,7 +3843,7 @@
               <w:rPr>
                 <w:sz w:val="19"/>
               </w:rPr>
-              <w:t>Ameren Cafe</w:t>
+              <w:t>Unit K</w:t>
             </w:r>
           </w:p>
         </w:tc>
@@ -3942,7 +3942,7 @@
               <w:rPr>
                 <w:sz w:val="19"/>
               </w:rPr>
-              <w:t>Reinert To Go</w:t>
+              <w:t>Unit N</w:t>
             </w:r>
           </w:p>
         </w:tc>
@@ -4038,7 +4038,7 @@
               <w:rPr>
                 <w:sz w:val="19"/>
               </w:rPr>
-              <w:t>Qdoba</w:t>
+              <w:t>Unit I</w:t>
             </w:r>
           </w:p>
         </w:tc>
@@ -4137,7 +4137,7 @@
               <w:rPr>
                 <w:sz w:val="19"/>
               </w:rPr>
-              <w:t>Subway</w:t>
+              <w:t>Unit H</w:t>
             </w:r>
           </w:p>
         </w:tc>
@@ -4390,7 +4390,7 @@
     </w:p>
     <w:p>
       <w:r>
-        <w:t>The top three units — Grand Dining (17.0%), Catering (13.4%), and Starbucks (13.2%) — account for 43.6% of total portfolio inventory. Catering and Starbucks each hold nearly as much on-hand stock as the primary residential dining hall, despite very different demand profiles: Catering orders against scheduled events, while Starbucks is a single-concept retail outlet. This concentration warrants ongoing monitoring, particularly in Starbucks, where stock levels are also volatile.</w:t>
+        <w:t>The top three units — Unit A (17.0%), Unit B (13.4%), and Unit O (13.2%) — account for 43.6% of total portfolio inventory. Unit B and Unit O each hold nearly as much on-hand stock as the primary residential dining hall, despite very different demand profiles: Unit B orders against scheduled events, while Unit O is a single-concept retail outlet. This concentration warrants ongoing monitoring, particularly in Unit O, where stock levels are also volatile.</w:t>
       </w:r>
     </w:p>
     <w:p>
@@ -4461,12 +4461,12 @@
     </w:p>
     <w:p>
       <w:r>
-        <w:t>Panera shows the highest absolute standard deviation ($12,068), largely because of the April outlier. Setting that record aside, Grand Dining ($8,477 standard deviation) and Starbucks ($5,784) are the most operationally volatile of the large units: their on-hand values swing considerably from week to week, indicating inconsistent ordering behavior.</w:t>
+        <w:t>Unit D shows the highest absolute standard deviation ($12,068), largely because of the April outlier. Setting that record aside, Unit A ($8,477 standard deviation) and Unit O ($5,784) are the most operationally volatile of the large units: their on-hand values swing considerably from week to week, indicating inconsistent ordering behavior.</w:t>
       </w:r>
     </w:p>
     <w:p>
       <w:r>
-        <w:t>Low-volatility units — Catering (CV 0.07), WOW Cafe (CV 0.09), and Subway (CV 0.22) — show more stable patterns. Catering's stability is consistent with event-driven ordering, while WOW Cafe's low figure is partly attributable to its short eight-week reporting window. Ameren Cafe (CV 0.72) and Reinert To Go (CV 0.53) have high relative volatility on small inventory bases, which should be read alongside their stale-count rates below.</w:t>
+        <w:t>Low-volatility units — Unit B (CV 0.07), Unit P (CV 0.09), and Unit H (CV 0.22) — show more stable patterns. Unit B's stability is consistent with event-driven ordering, while Unit P's low figure is partly attributable to its short eight-week reporting window. Unit K (CV 0.72) and Unit N (CV 0.53) have high relative volatility on small inventory bases, which should be read alongside their stale-count rates below.</w:t>
       </w:r>
     </w:p>
     <w:p>
@@ -4543,7 +4543,7 @@
     </w:p>
     <w:p>
       <w:r>
-        <w:t xml:space="preserve">Reinert To Go and Ameren Cafe show </w:t>
+        <w:t xml:space="preserve">Unit N and Unit K show </w:t>
       </w:r>
       <w:r>
         <w:rPr>
@@ -4552,7 +4552,7 @@
         <w:t>56% stale rates</w:t>
       </w:r>
       <w:r>
-        <w:t>: 15 of their 28 weekly records are identical to the prior week. Subway shows a 48% stale rate (13 of 28 weeks). These units require immediate attention, because without verified weekly counts their inventory records cannot be relied upon for forecasting or financial reporting. The recommended action is to mandate weekly physical counts at these three units and determine why counts have not been updated regularly.</w:t>
+        <w:t>: 15 of their 28 weekly records are identical to the prior week. Unit H shows a 48% stale rate (13 of 28 weeks). These units require immediate attention, because without verified weekly counts their inventory records cannot be relied upon for forecasting or financial reporting. The recommended action is to mandate weekly physical counts at these three units and determine why counts have not been updated regularly.</w:t>
       </w:r>
     </w:p>
     <w:p>
@@ -4561,7 +4561,7 @@
         <w:pageBreakBefore/>
       </w:pPr>
       <w:r>
-        <w:t>5. Demand Profiling (Grand Hall — Day Parts)</w:t>
+        <w:t>5. Demand Profiling (Unit A — Day Parts)</w:t>
       </w:r>
     </w:p>
     <w:p>
@@ -4619,7 +4619,7 @@
         <w:jc w:val="center"/>
       </w:pPr>
       <w:r>
-        <w:t>Figure 9. Grand Hall Daily Demand Profile — October 7, 2026</w:t>
+        <w:t>Figure 9. Unit A Daily Demand Profile — October 7, 2026</w:t>
       </w:r>
     </w:p>
     <w:tbl>
@@ -5256,7 +5256,7 @@
         <w:jc w:val="center"/>
       </w:pPr>
       <w:r>
-        <w:t>Table 4. Grand Hall Day Parts summary, October 7, 2026</w:t>
+        <w:t>Table 4. Unit A Day Parts summary, October 7, 2026</w:t>
       </w:r>
     </w:p>
     <w:p>
@@ -5355,12 +5355,12 @@
         <w:jc w:val="center"/>
       </w:pPr>
       <w:r>
-        <w:t>Figure 10. Procurement Template Completion Status — Grand Hall</w:t>
+        <w:t>Figure 10. Procurement Template Completion Status — Unit A</w:t>
       </w:r>
     </w:p>
     <w:p>
       <w:r>
-        <w:t xml:space="preserve">Two procurement ordering templates exist for Grand Hall: a Produce order template and a Sysco order template. Each contains </w:t>
+        <w:t xml:space="preserve">Two procurement ordering templates exist for Unit A: a Produce order template and a Sysco order template. Each contains </w:t>
       </w:r>
       <w:r>
         <w:rPr>
@@ -5369,7 +5369,7 @@
         <w:t>409 line items</w:t>
       </w:r>
       <w:r>
-        <w:t xml:space="preserve"> representing the full food and supply catalog for Grand Hall operations, and both follow a Monday/Wednesday/Friday ordering cadence.</w:t>
+        <w:t xml:space="preserve"> representing the full food and supply catalog for Unit A operations, and both follow a Monday/Wednesday/Friday ordering cadence.</w:t>
       </w:r>
     </w:p>
     <w:p>
@@ -5389,7 +5389,7 @@
         <w:t>completely empty across all 409 lines</w:t>
       </w:r>
       <w:r>
-        <w:t xml:space="preserve"> in both templates. There is no documented ordering baseline for any item, so every order is placed on ad hoc judgment without a quantitative target. The Grand Dining accumulation trend (+$307.67 per week) is consistent with this absence of stock targets.</w:t>
+        <w:t xml:space="preserve"> in both templates. There is no documented ordering baseline for any item, so every order is placed on ad hoc judgment without a quantitative target. The Unit A accumulation trend (+$307.67 per week) is consistent with this absence of stock targets.</w:t>
       </w:r>
     </w:p>
     <w:p>
@@ -5402,7 +5402,7 @@
     </w:p>
     <w:p>
       <w:r>
-        <w:t>Without PAR levels there is no mechanism to trigger an order when stock falls below a threshold, no mechanism to stop ordering when stock is already adequate, and no audit trail for ordering decisions. The $12,478.76 inventory accumulation observed in Grand Dining over 28 weeks is consistent with over-ordering in the absence of targets. Setting PAR levels from historical inventory counts and demand data is therefore the single intervention with the greatest expected impact on food cost and on reducing over-stock. Because no waste or receiving records currently exist, that impact can only be quantified once those systems are in place.</w:t>
+        <w:t>Without PAR levels there is no mechanism to trigger an order when stock falls below a threshold, no mechanism to stop ordering when stock is already adequate, and no audit trail for ordering decisions. The $12,478.76 inventory accumulation observed in Unit A over 28 weeks is consistent with over-ordering in the absence of targets. Setting PAR levels from historical inventory counts and demand data is therefore the single intervention with the greatest expected impact on food cost and on reducing over-stock. Because no waste or receiving records currently exist, that impact can only be quantified once those systems are in place.</w:t>
       </w:r>
     </w:p>
     <w:p>
@@ -5468,12 +5468,12 @@
         <w:jc w:val="center"/>
       </w:pPr>
       <w:r>
-        <w:t>Figure 11. SLU Dining Unit Activity Status — October 2026</w:t>
+        <w:t>Figure 11. Campus Dining Unit Activity Status — October 2026</w:t>
       </w:r>
     </w:p>
     <w:p>
       <w:r>
-        <w:t>Of the 16 identified units, 11 are currently active, 3 are closed (Billiken Club, Marketplace, and legacy Einsteins), and 2 have never recorded any inventory (Spice Market and Fueling Station). Inactive and never-active units that remain in the active catalog add clutter to reporting, create confusion in ordering systems, and should be deactivated.</w:t>
+        <w:t>Of the 16 identified units, 11 are currently active, 3 are closed (Unit C, Unit E, and Unit M), and 2 have never recorded any inventory (Unit J and Unit L). Inactive and never-active units that remain in the active catalog add clutter to reporting, create confusion in ordering systems, and should be deactivated.</w:t>
       </w:r>
     </w:p>
     <w:p>
@@ -5536,7 +5536,7 @@
     </w:p>
     <w:p>
       <w:r>
-        <w:t>Across the portfolio, Groceries (32%) and Beverage (20%) dominate, together accounting for more than half of all on-hand inventory value. Starbucks skews toward Beverage inventory, as its concept would suggest. Grand Dining's largest categories are Groceries and Meat/Eggs/Cheese, consistent with a full-service residential dining model.</w:t>
+        <w:t>Across the portfolio, Groceries (32%) and Beverage (20%) dominate, together accounting for more than half of all on-hand inventory value. Unit O skews toward Beverage inventory, as its concept would suggest. Unit A's largest categories are Groceries and Meat/Eggs/Cheese, consistent with a full-service residential dining model.</w:t>
       </w:r>
     </w:p>
     <w:p>
@@ -5597,7 +5597,7 @@
         <w:t xml:space="preserve">Finding: </w:t>
       </w:r>
       <w:r>
-        <w:t>Both Grand Hall procurement templates (Produce and Sysco) have 409 line items with zero PAR levels set. Grand Dining inventory has grown +50.25% over 28 weeks at a rate of $307.67 per week.</w:t>
+        <w:t>Both Unit A procurement templates (Produce and Sysco) have 409 line items with zero PAR levels set. Unit A inventory has grown +50.25% over 28 weeks at a rate of $307.67 per week.</w:t>
       </w:r>
     </w:p>
     <w:p>
@@ -5625,7 +5625,7 @@
         <w:t xml:space="preserve">Expected Impact: </w:t>
       </w:r>
       <w:r>
-        <w:t>A halt to Grand Dining inventory accumulation; a target 15–25% reduction in over-ordering, to be verified against the 28-week baseline; and an auditable ordering record for every line.</w:t>
+        <w:t>A halt to Unit A inventory accumulation; a target 15–25% reduction in over-ordering, to be verified against the 28-week baseline; and an auditable ordering record for every line.</w:t>
       </w:r>
     </w:p>
     <w:p>
@@ -5633,7 +5633,7 @@
         <w:pStyle w:val="Heading2"/>
       </w:pPr>
       <w:r>
-        <w:t>Recommendation 2 — Mandate Weekly Physical Counts at Reinert To Go, Ameren Cafe, and Subway</w:t>
+        <w:t>Recommendation 2 — Mandate Weekly Physical Counts at Unit N, Unit K, and Unit H</w:t>
       </w:r>
     </w:p>
     <w:p>
@@ -5681,7 +5681,7 @@
         <w:t xml:space="preserve">Recommendation: </w:t>
       </w:r>
       <w:r>
-        <w:t>Require documented weekly physical counts at all units. For Reinert To Go and Ameren Cafe specifically, assign responsibility to a named manager and integrate count submission into the weekly reporting workflow.</w:t>
+        <w:t>Require documented weekly physical counts at all units. For Unit N and Unit K specifically, assign responsibility to a named manager and integrate count submission into the weekly reporting workflow.</w:t>
       </w:r>
     </w:p>
     <w:p>
@@ -5703,7 +5703,7 @@
         <w:pStyle w:val="Heading2"/>
       </w:pPr>
       <w:r>
-        <w:t>Recommendation 3 — Investigate and Resolve the Panera Outlier ($77,772.81, W/E 04/10/2026)</w:t>
+        <w:t>Recommendation 3 — Investigate and Resolve the Unit D Outlier ($77,772.81, W/E 04/10/2026)</w:t>
       </w:r>
     </w:p>
     <w:p>
@@ -5737,7 +5737,7 @@
         <w:t xml:space="preserve">Finding: </w:t>
       </w:r>
       <w:r>
-        <w:t>Panera (Unit 13341004) recorded $77,772.81 in W/E 04/10/2026 — roughly four to five times its typical weekly value — inflating the portfolio peak to $263,943.40. This is a probable data-entry error.</w:t>
+        <w:t>Unit D (U04) recorded $77,772.81 in W/E 04/10/2026 — roughly four to five times its typical weekly value — inflating the portfolio peak to $263,943.40. This is a probable data-entry error.</w:t>
       </w:r>
     </w:p>
     <w:p>
@@ -5751,7 +5751,7 @@
         <w:t xml:space="preserve">Recommendation: </w:t>
       </w:r>
       <w:r>
-        <w:t>Review the W/E 04/10/2026 Panera submission. If confirmed erroneous, restate the corrected value and document the correction. Substituting a typical Panera week (about $16,700) would put the 04/10 portfolio total near $202,900 rather than $263,943.40 — a material difference.</w:t>
+        <w:t>Review the W/E 04/10/2026 Unit D submission. If confirmed erroneous, restate the corrected value and document the correction. Substituting a typical Unit D week (about $16,700) would put the 04/10 portfolio total near $202,900 rather than $263,943.40 — a material difference.</w:t>
       </w:r>
     </w:p>
     <w:p>
@@ -5807,7 +5807,7 @@
         <w:t xml:space="preserve">Finding: </w:t>
       </w:r>
       <w:r>
-        <w:t>No waste tracking system, waste log, or waste data collection process exists at SLU Dining. Without waste data, food cost cannot be fully analyzed and the impact of any production-planning improvement cannot be measured.</w:t>
+        <w:t>No waste tracking system, waste log, or waste data collection process exists at the campus dining operation. Without waste data, food cost cannot be fully analyzed and the impact of any production-planning improvement cannot be measured.</w:t>
       </w:r>
     </w:p>
     <w:p>
@@ -5877,7 +5877,7 @@
         <w:t xml:space="preserve">Finding: </w:t>
       </w:r>
       <w:r>
-        <w:t>No receiving logs or intake documentation exist at SLU Dining. Without them it is impossible to verify that ordered quantities were delivered, to detect shrinkage between the receiving dock and production, or to hold vendors accountable for fill rates.</w:t>
+        <w:t>No receiving logs or intake documentation exist at the campus dining operation. Without them it is impossible to verify that ordered quantities were delivered, to detect shrinkage between the receiving dock and production, or to hold vendors accountable for fill rates.</w:t>
       </w:r>
     </w:p>
     <w:p>
@@ -5913,7 +5913,7 @@
         <w:pStyle w:val="Heading2"/>
       </w:pPr>
       <w:r>
-        <w:t>Recommendation 6 — Review the Starbucks Inventory-to-Sales Ratio</w:t>
+        <w:t>Recommendation 6 — Review the Unit O Inventory-to-Sales Ratio</w:t>
       </w:r>
     </w:p>
     <w:p>
@@ -5947,7 +5947,7 @@
         <w:t xml:space="preserve">Finding: </w:t>
       </w:r>
       <w:r>
-        <w:t>Starbucks (Unit 13341023) carries $29,045.65 in on-hand inventory — 13.2% of the portfolio — with a coefficient of variation of 0.27. Beverage dominates its inventory profile.</w:t>
+        <w:t>Unit O (U15) carries $29,045.65 in on-hand inventory — 13.2% of the portfolio — with a coefficient of variation of 0.27. Beverage dominates its inventory profile.</w:t>
       </w:r>
     </w:p>
     <w:p>
@@ -5961,7 +5961,7 @@
         <w:t xml:space="preserve">Recommendation: </w:t>
       </w:r>
       <w:r>
-        <w:t>Benchmark Starbucks inventory against comparable campus Starbucks units in the Sodexo portfolio. Set beverage PAR levels from daily sales velocity and review them monthly, with a target 15–20% reduction in on-hand Beverage inventory without affecting service levels.</w:t>
+        <w:t>Benchmark Unit O inventory against comparable campus coffee-retail units in the wider portfolio. Set beverage PAR levels from daily sales velocity and review them monthly, with a target 15–20% reduction in on-hand Beverage inventory without affecting service levels.</w:t>
       </w:r>
     </w:p>
     <w:p>
@@ -6017,7 +6017,7 @@
         <w:t xml:space="preserve">Finding: </w:t>
       </w:r>
       <w:r>
-        <w:t>Spice Market (13341018) and Fueling Station (13341020) have never recorded inventory. Billiken Club, Marketplace, and legacy Einsteins are closed. All still appear in reporting systems.</w:t>
+        <w:t>Unit J (U10) and Unit L (U12) have never recorded inventory. Unit C, Unit E, and Unit M are closed. All still appear in reporting systems.</w:t>
       </w:r>
     </w:p>
     <w:p>
@@ -6101,7 +6101,7 @@
         <w:t xml:space="preserve">Recommendation: </w:t>
       </w:r>
       <w:r>
-        <w:t>Export historical Day Parts data from the POS system (target: 24 months) and merge it with the inventory dataset. Build SARIMA or Prophet models for Grand Dining demand by meal period and link the forecasts to procurement recommendations. This corresponds to Stage 4 of the 26-week execution plan in the NIW Blueprint.</w:t>
+        <w:t>Export historical Day Parts data from the POS system (target: 24 months) and merge it with the inventory dataset. Build SARIMA or Prophet models for Unit A demand by meal period and link the forecasts to procurement recommendations. This corresponds to Stage 4 of the 26-week execution plan in the Phase I project plan.</w:t>
       </w:r>
     </w:p>
     <w:p>
@@ -6124,12 +6124,12 @@
         <w:pageBreakBefore/>
       </w:pPr>
       <w:r>
-        <w:t>9. NIW Relevance: How This Analysis Advances the Proposed Endeavor</w:t>
+        <w:t>9. Broader Relevance: From Campus Dining to Institutional Demand Forecasting</w:t>
       </w:r>
     </w:p>
     <w:p>
       <w:r>
-        <w:t>This analysis constitutes a Stage 2–3 deliverable of the NIW Phase I project plan. It is the first documented, systematic extraction and analysis of SLU's multi-unit institutional inventory data, producing a longitudinal dataset, quantified baselines, and a formal recommendations report. Every metric computed here — inventory growth rates, volatility coefficients, stale-count rates, and demand profiles — is a measurable baseline against which future model-driven improvements will be benchmarked. These baselines are the documented starting point that NIW evidence requires.</w:t>
+        <w:t>This analysis constitutes a Stage 2–3 deliverable of the Phase I project plan. It is the first documented, systematic extraction and analysis of the institution’s multi-unit institutional inventory data, producing a longitudinal dataset, quantified baselines, and a formal recommendations report. Every metric computed here — inventory growth rates, volatility coefficients, stale-count rates, and demand profiles — is a measurable baseline against which future model-driven improvements will be benchmarked. These baselines are the documented starting point against which every later improvement will be measured.</w:t>
       </w:r>
     </w:p>
     <w:p>
@@ -6139,7 +6139,7 @@
     </w:p>
     <w:p>
       <w:r>
-        <w:t>The procurement gap analysis (409 lines, 0% PAR coverage) is particularly significant for the NIW narrative. The absence of PAR levels is precisely the kind of institutional forecasting gap the proposed system is designed to correct. Demonstrating that the gap exists at SLU, quantifying its consequence (+$12,478.76 of inventory accumulation in Grand Dining), and then implementing a predictive PAR-level model completes the full develop–validate–deploy arc on real institutional data, in a real institutional setting, with measurable impact.</w:t>
+        <w:t>The procurement gap analysis (409 lines, 0% PAR coverage) is particularly significant for the broader forecasting program. The absence of PAR levels is precisely the kind of institutional forecasting gap the proposed system is designed to correct. Demonstrating that the gap exists at the client institution, quantifying its consequence (+$12,478.76 of inventory accumulation in Unit A), and then implementing a predictive PAR-level model completes the full develop–validate–deploy arc on real institutional data, in a real institutional setting, with measurable impact.</w:t>
       </w:r>
     </w:p>
     <w:p>
@@ -6158,7 +6158,7 @@
         <w:t>Data extraction.</w:t>
       </w:r>
       <w:r>
-        <w:t xml:space="preserve"> All inventory data were extracted programmatically from the 505-page Sodexo Inventory Summary History Report (Report ID: INRHTSUM) using Python with pdfplumber/PyMuPDF. All 505 pages were processed, and flagged parsing exceptions were reviewed manually.</w:t>
+        <w:t xml:space="preserve"> All inventory data were extracted programmatically from the 505-page Inventory Summary History Report using Python with pdfplumber/PyMuPDF. All 505 pages were processed, and flagged parsing exceptions were reviewed manually.</w:t>
       </w:r>
     </w:p>
     <w:p>
@@ -6177,10 +6177,10 @@
         <w:rPr>
           <w:b/>
         </w:rPr>
-        <w:t>Panera outlier.</w:t>
+        <w:t>Unit D outlier.</w:t>
       </w:r>
       <w:r>
-        <w:t xml:space="preserve"> The W/E 04/10/2026 Panera value of $77,772.81 is flagged as a probable data-entry error (roughly 4.7 times the unit's average across its other weeks). It is retained in the dataset but flagged in all analyses.</w:t>
+        <w:t xml:space="preserve"> The W/E 04/10/2026 Unit D value of $77,772.81 is flagged as a probable data-entry error (roughly 4.7 times the unit's average across its other weeks). It is retained in the dataset but flagged in all analyses.</w:t>
       </w:r>
     </w:p>
     <w:p>
@@ -6191,7 +6191,7 @@
         <w:t>Growth versus start.</w:t>
       </w:r>
       <w:r>
-        <w:t xml:space="preserve"> Growth figures in Table 3 compare each unit's latest value with its first recorded week. For WOW Cafe, the first recorded week is mid-period, as the unit has only 8 weeks of data.</w:t>
+        <w:t xml:space="preserve"> Growth figures in Table 3 compare each unit's latest value with its first recorded week. For Unit P, the first recorded week is mid-period, as the unit has only 8 weeks of data.</w:t>
       </w:r>
     </w:p>
     <w:p>
@@ -6202,7 +6202,7 @@
         <w:t>No receiving or waste logs.</w:t>
       </w:r>
       <w:r>
-        <w:t xml:space="preserve"> SLU Dining currently has no receiving logs and no waste logs. These systems are absent and must be established from scratch; they were not available as data sources for this analysis.</w:t>
+        <w:t xml:space="preserve"> The campus dining operation currently has no receiving logs and no waste logs. These systems are absent and must be established from scratch; they were not available as data sources for this analysis.</w:t>
       </w:r>
     </w:p>
     <w:p>
@@ -6213,12 +6213,14 @@
         <w:t>Day Parts data.</w:t>
       </w:r>
       <w:r>
-        <w:t xml:space="preserve"> Meal-period demand figures (Breakfast 604 / Lunch 941 / Dinner 992) are taken from the official Grand Hall Day Parts Report for October 7, 2026.</w:t>
+        <w:t xml:space="preserve"> Meal-period demand figures (Breakfast 604 / Lunch 941 / Dinner 992) are taken from the official Unit A Day Parts Report for October 7, 2026.</w:t>
       </w:r>
     </w:p>
     <w:sectPr>
       <w:headerReference w:type="default" r:id="rId9"/>
       <w:footerReference w:type="default" r:id="rId10"/>
+      <w:headerReference w:type="first" r:id="rId23"/>
+      <w:footerReference w:type="first" r:id="rId24"/>
       <w:pgSz w:w="12240" w:h="15840"/>
       <w:pgMar w:top="1440" w:right="1440" w:bottom="1440" w:left="1440" w:header="720" w:footer="720" w:gutter="0"/>
       <w:cols w:space="720"/>
@@ -6323,6 +6325,16 @@
 </w:ftr>
 </file>
 
+<file path=word/footer2.xml><?xml version="1.0" encoding="utf-8"?>
+<w:ftr xmlns:m="http://schemas.openxmlformats.org/officeDocument/2006/math" xmlns:mc="http://schemas.openxmlformats.org/markup-compatibility/2006" xmlns:mo="http://schemas.microsoft.com/office/mac/office/2008/main" xmlns:mv="urn:schemas-microsoft-com:mac:vml" xmlns:o="urn:schemas-microsoft-com:office:office" xmlns:r="http://schemas.openxmlformats.org/officeDocument/2006/relationships" xmlns:v="urn:schemas-microsoft-com:vml" xmlns:w10="urn:schemas-microsoft-com:office:word" xmlns:w14="http://schemas.microsoft.com/office/word/2010/wordml" xmlns:w="http://schemas.openxmlformats.org/wordprocessingml/2006/main" xmlns:wne="http://schemas.microsoft.com/office/word/2006/wordml" xmlns:wp14="http://schemas.microsoft.com/office/word/2010/wordprocessingDrawing" xmlns:wp="http://schemas.openxmlformats.org/drawingml/2006/wordprocessingDrawing" xmlns:wpc="http://schemas.microsoft.com/office/word/2010/wordprocessingCanvas" xmlns:wpg="http://schemas.microsoft.com/office/word/2010/wordprocessingGroup" xmlns:wpi="http://schemas.microsoft.com/office/word/2010/wordprocessingInk" xmlns:wps="http://schemas.microsoft.com/office/word/2010/wordprocessingShape" mc:Ignorable="w14 wp14">
+  <w:p>
+    <w:pPr>
+      <w:pStyle w:val="Footer"/>
+    </w:pPr>
+  </w:p>
+</w:ftr>
+</file>
+
 <file path=word/header1.xml><?xml version="1.0" encoding="utf-8"?>
 <w:hdr xmlns:m="http://schemas.openxmlformats.org/officeDocument/2006/math" xmlns:mc="http://schemas.openxmlformats.org/markup-compatibility/2006" xmlns:mo="http://schemas.microsoft.com/office/mac/office/2008/main" xmlns:mv="urn:schemas-microsoft-com:mac:vml" xmlns:o="urn:schemas-microsoft-com:office:office" xmlns:r="http://schemas.openxmlformats.org/officeDocument/2006/relationships" xmlns:v="urn:schemas-microsoft-com:vml" xmlns:w10="urn:schemas-microsoft-com:office:word" xmlns:w14="http://schemas.microsoft.com/office/word/2010/wordml" xmlns:w="http://schemas.openxmlformats.org/wordprocessingml/2006/main" xmlns:wne="http://schemas.microsoft.com/office/word/2006/wordml" xmlns:wp14="http://schemas.microsoft.com/office/word/2010/wordprocessingDrawing" xmlns:wp="http://schemas.openxmlformats.org/drawingml/2006/wordprocessingDrawing" xmlns:wpc="http://schemas.microsoft.com/office/word/2010/wordprocessingCanvas" xmlns:wpg="http://schemas.microsoft.com/office/word/2010/wordprocessingGroup" xmlns:wpi="http://schemas.microsoft.com/office/word/2010/wordprocessingInk" xmlns:wps="http://schemas.microsoft.com/office/word/2010/wordprocessingShape" mc:Ignorable="w14 wp14">
   <w:p>
@@ -6336,8 +6348,18 @@
         <w:color w:val="666666"/>
         <w:sz w:val="17"/>
       </w:rPr>
-      <w:t>Sodexo SLU Dining — Inventory &amp; Demand Analytics Report</w:t>
+      <w:t>Campus Dining — Inventory &amp; Demand Analytics Report</w:t>
     </w:r>
+  </w:p>
+</w:hdr>
+</file>
+
+<file path=word/header2.xml><?xml version="1.0" encoding="utf-8"?>
+<w:hdr xmlns:m="http://schemas.openxmlformats.org/officeDocument/2006/math" xmlns:mc="http://schemas.openxmlformats.org/markup-compatibility/2006" xmlns:mo="http://schemas.microsoft.com/office/mac/office/2008/main" xmlns:mv="urn:schemas-microsoft-com:mac:vml" xmlns:o="urn:schemas-microsoft-com:office:office" xmlns:r="http://schemas.openxmlformats.org/officeDocument/2006/relationships" xmlns:v="urn:schemas-microsoft-com:vml" xmlns:w10="urn:schemas-microsoft-com:office:word" xmlns:w14="http://schemas.microsoft.com/office/word/2010/wordml" xmlns:w="http://schemas.openxmlformats.org/wordprocessingml/2006/main" xmlns:wne="http://schemas.microsoft.com/office/word/2006/wordml" xmlns:wp14="http://schemas.microsoft.com/office/word/2010/wordprocessingDrawing" xmlns:wp="http://schemas.openxmlformats.org/drawingml/2006/wordprocessingDrawing" xmlns:wpc="http://schemas.microsoft.com/office/word/2010/wordprocessingCanvas" xmlns:wpg="http://schemas.microsoft.com/office/word/2010/wordprocessingGroup" xmlns:wpi="http://schemas.microsoft.com/office/word/2010/wordprocessingInk" xmlns:wps="http://schemas.microsoft.com/office/word/2010/wordprocessingShape" mc:Ignorable="w14 wp14">
+  <w:p>
+    <w:pPr>
+      <w:pStyle w:val="Header"/>
+    </w:pPr>
   </w:p>
 </w:hdr>
 </file>
